--- a/word files/Toyota_Motor_Corporation_Toyota_Hilux__GUN122__2_8L_Dou_GSO.docx
+++ b/word files/Toyota_Motor_Corporation_Toyota_Hilux__GUN122__2_8L_Dou_GSO.docx
@@ -6,8 +6,9 @@
       <w:pPr>
         <w:jc w:val="center"/>
         <w:rPr>
-          <w:rFonts w:ascii="Arial" w:hAnsi="Arial" w:cs="Arial"/>
+          <w:rFonts w:hint="default" w:ascii="Arial" w:hAnsi="Arial" w:cs="Arial"/>
           <w:sz w:val="16"/>
+          <w:lang w:val="en-US"/>
         </w:rPr>
       </w:pPr>
       <w:r>
@@ -72,17 +73,18 @@
           <w:szCs w:val="12"/>
           <w:lang w:val="en-US"/>
         </w:rPr>
-        <w:t xml:space="preserve">        </w:t>
-      </w:r>
-      <w:r>
-        <w:rPr>
-          <w:rFonts w:ascii="Arial Black" w:hAnsi="Arial Black"/>
+        <w:t xml:space="preserve">    </w:t>
+      </w:r>
+      <w:r>
+        <w:rPr>
+          <w:rFonts w:hint="default" w:ascii="Arial Black" w:hAnsi="Arial Black"/>
           <w:b/>
           <w:color w:val="FF0000"/>
           <w:sz w:val="36"/>
           <w:szCs w:val="36"/>
-        </w:rPr>
-        <w:t xml:space="preserve">undefined</w:t>
+          <w:lang w:val="en-US"/>
+        </w:rPr>
+        <w:t>TOYOTA</w:t>
       </w:r>
     </w:p>
     <w:p>
@@ -284,13 +286,13 @@
             <wp:extent cx="843915" cy="843915"/>
             <wp:effectExtent l="0" t="0" r="13335" b="13335"/>
             <wp:wrapNone/>
-            <wp:docPr id="5" name="image2.jpg" descr="C:/Users/U/Downloads/TOYOTA LAND CRUISER GXR V6 4.0L SUV 4WD 5Doors.pngTOYOTA LAND CRUISER GXR V6 4.0L SUV 4WD 5Doors"/>
+            <wp:docPr id="5" name="image2.jpg" descr="C:/Users/U/Downloads/GR.pngGR"/>
             <wp:cNvGraphicFramePr/>
             <a:graphic xmlns:a="http://schemas.openxmlformats.org/drawingml/2006/main">
               <a:graphicData uri="http://schemas.openxmlformats.org/drawingml/2006/picture">
                 <pic:pic xmlns:pic="http://schemas.openxmlformats.org/drawingml/2006/picture">
                   <pic:nvPicPr>
-                    <pic:cNvPr id="5" name="image2.jpg" descr="C:/Users/U/Downloads/TOYOTA LAND CRUISER GXR V6 4.0L SUV 4WD 5Doors.pngTOYOTA LAND CRUISER GXR V6 4.0L SUV 4WD 5Doors"/>
+                    <pic:cNvPr id="5" name="image2.jpg" descr="C:/Users/U/Downloads/GR.pngGR"/>
                     <pic:cNvPicPr preferRelativeResize="0"/>
                   </pic:nvPicPr>
                   <pic:blipFill>
@@ -378,7 +380,7 @@
           <w:sz w:val="28"/>
           <w:szCs w:val="28"/>
         </w:rPr>
-        <w:t xml:space="preserve">454245</w:t>
+        <w:t>474862</w:t>
       </w:r>
     </w:p>
     <w:p>
@@ -432,181 +434,7 @@
           <w:sz w:val="18"/>
           <w:szCs w:val="18"/>
         </w:rPr>
-        <w:t xml:space="preserve">Toyota Motor Corporation</w:t>
-      </w:r>
-    </w:p>
-    <w:p>
-      <w:pPr>
-        <w:rPr>
-          <w:b/>
-          <w:sz w:val="18"/>
-          <w:szCs w:val="18"/>
-        </w:rPr>
-      </w:pPr>
-      <w:r>
-        <w:rPr>
-          <w:sz w:val="18"/>
-          <w:szCs w:val="18"/>
-        </w:rPr>
-        <w:t xml:space="preserve">Country of Origin: </w:t>
-      </w:r>
-      <w:r>
-        <w:rPr>
-          <w:rFonts w:hint="default"/>
-          <w:b/>
-          <w:bCs/>
-          <w:sz w:val="18"/>
-          <w:szCs w:val="18"/>
-        </w:rPr>
-        <w:t xml:space="preserve">THAILAND</w:t>
-      </w:r>
-      <w:r>
-        <w:rPr>
-          <w:sz w:val="18"/>
-          <w:szCs w:val="18"/>
-        </w:rPr>
-        <w:t>, Country of Production</w:t>
-      </w:r>
-      <w:r>
-        <w:rPr>
-          <w:b/>
-          <w:sz w:val="18"/>
-          <w:szCs w:val="18"/>
-        </w:rPr>
-        <w:t xml:space="preserve">: </w:t>
-      </w:r>
-      <w:r>
-        <w:rPr>
-          <w:rFonts w:hint="default"/>
-          <w:b/>
-          <w:sz w:val="18"/>
-          <w:szCs w:val="18"/>
-        </w:rPr>
-        <w:t xml:space="preserve">THAILAND</w:t>
-      </w:r>
-    </w:p>
-    <w:p>
-      <w:pPr>
-        <w:rPr>
-          <w:b/>
-          <w:sz w:val="18"/>
-          <w:szCs w:val="18"/>
-        </w:rPr>
-      </w:pPr>
-      <w:r>
-        <w:rPr>
-          <w:b/>
-          <w:sz w:val="18"/>
-          <w:szCs w:val="18"/>
-        </w:rPr>
-        <w:t>To: GCC Standardization Organization (GSO)</w:t>
-      </w:r>
-      <w:r>
-        <w:rPr>
-          <w:sz w:val="18"/>
-          <w:szCs w:val="18"/>
-        </w:rPr>
-        <w:t xml:space="preserve"> </w:t>
-      </w:r>
-    </w:p>
-    <w:p>
-      <w:pPr>
-        <w:rPr>
-          <w:b/>
-          <w:sz w:val="18"/>
-          <w:szCs w:val="18"/>
-        </w:rPr>
-      </w:pPr>
-      <w:r>
-        <w:rPr>
-          <w:sz w:val="18"/>
-          <w:szCs w:val="18"/>
-        </w:rPr>
-        <w:t xml:space="preserve">We hereby certify that the vehicles manufactured by </w:t>
-      </w:r>
-      <w:r>
-        <w:rPr>
-          <w:rFonts w:hint="default"/>
-          <w:b/>
-          <w:bCs/>
-          <w:sz w:val="18"/>
-          <w:szCs w:val="18"/>
-        </w:rPr>
-        <w:t xml:space="preserve">Toyota Motor Corporation</w:t>
-      </w:r>
-    </w:p>
-    <w:p>
-      <w:pPr>
-        <w:rPr>
-          <w:rFonts w:hint="default"/>
-          <w:sz w:val="18"/>
-          <w:szCs w:val="18"/>
-        </w:rPr>
-      </w:pPr>
-      <w:r>
-        <w:rPr>
-          <w:b/>
-          <w:sz w:val="18"/>
-          <w:szCs w:val="18"/>
-        </w:rPr>
-        <w:t>*</w:t>
-      </w:r>
-      <w:r>
-        <w:rPr>
-          <w:sz w:val="18"/>
-          <w:szCs w:val="18"/>
-        </w:rPr>
-        <w:t xml:space="preserve"> Type:</w:t>
-      </w:r>
-      <w:r>
-        <w:rPr>
-          <w:sz w:val="18"/>
-          <w:szCs w:val="18"/>
-        </w:rPr>
-        <w:tab/>
-      </w:r>
-      <w:r>
-        <w:rPr>
-          <w:rFonts w:hint="default"/>
-          <w:b/>
-          <w:bCs/>
-          <w:sz w:val="18"/>
-          <w:szCs w:val="18"/>
-        </w:rPr>
-        <w:t xml:space="preserve">Toyota Hilux (GUN122) 2.8L Double Cab 4x4 Pickup</w:t>
-      </w:r>
-    </w:p>
-    <w:p>
-      <w:pPr>
-        <w:rPr>
-          <w:b/>
-          <w:sz w:val="18"/>
-          <w:szCs w:val="18"/>
-        </w:rPr>
-      </w:pPr>
-      <w:r>
-        <w:rPr>
-          <w:sz w:val="18"/>
-          <w:szCs w:val="18"/>
-        </w:rPr>
-        <w:t xml:space="preserve">* VlN number: </w:t>
-      </w:r>
-      <w:r>
-        <w:rPr>
-          <w:b/>
-          <w:bCs/>
-          <w:sz w:val="18"/>
-          <w:szCs w:val="18"/>
-        </w:rPr>
-        <w:t xml:space="preserve">MR0CB9CD*S*******</w:t>
-      </w:r>
-      <w:r>
-        <w:rPr>
-          <w:b/>
-          <w:sz w:val="18"/>
-          <w:szCs w:val="18"/>
-        </w:rPr>
-        <w:tab/>
+        <w:t>Toyota Motor Corporation</w:t>
       </w:r>
       <w:bookmarkStart w:id="0" w:name="_GoBack"/>
       <w:bookmarkEnd w:id="0"/>
@@ -624,6 +452,180 @@
           <w:sz w:val="18"/>
           <w:szCs w:val="18"/>
         </w:rPr>
+        <w:t xml:space="preserve">Country of Origin: </w:t>
+      </w:r>
+      <w:r>
+        <w:rPr>
+          <w:rFonts w:hint="default"/>
+          <w:b/>
+          <w:bCs/>
+          <w:sz w:val="18"/>
+          <w:szCs w:val="18"/>
+        </w:rPr>
+        <w:t>THAILAND</w:t>
+      </w:r>
+      <w:r>
+        <w:rPr>
+          <w:sz w:val="18"/>
+          <w:szCs w:val="18"/>
+        </w:rPr>
+        <w:t>, Country of Production</w:t>
+      </w:r>
+      <w:r>
+        <w:rPr>
+          <w:b/>
+          <w:sz w:val="18"/>
+          <w:szCs w:val="18"/>
+        </w:rPr>
+        <w:t xml:space="preserve">: </w:t>
+      </w:r>
+      <w:r>
+        <w:rPr>
+          <w:rFonts w:hint="default"/>
+          <w:b/>
+          <w:sz w:val="18"/>
+          <w:szCs w:val="18"/>
+        </w:rPr>
+        <w:t>THAILAND</w:t>
+      </w:r>
+    </w:p>
+    <w:p>
+      <w:pPr>
+        <w:rPr>
+          <w:b/>
+          <w:sz w:val="18"/>
+          <w:szCs w:val="18"/>
+        </w:rPr>
+      </w:pPr>
+      <w:r>
+        <w:rPr>
+          <w:b/>
+          <w:sz w:val="18"/>
+          <w:szCs w:val="18"/>
+        </w:rPr>
+        <w:t>To: GCC Standardization Organization (GSO)</w:t>
+      </w:r>
+      <w:r>
+        <w:rPr>
+          <w:sz w:val="18"/>
+          <w:szCs w:val="18"/>
+        </w:rPr>
+        <w:t xml:space="preserve"> </w:t>
+      </w:r>
+    </w:p>
+    <w:p>
+      <w:pPr>
+        <w:rPr>
+          <w:b/>
+          <w:sz w:val="18"/>
+          <w:szCs w:val="18"/>
+        </w:rPr>
+      </w:pPr>
+      <w:r>
+        <w:rPr>
+          <w:sz w:val="18"/>
+          <w:szCs w:val="18"/>
+        </w:rPr>
+        <w:t xml:space="preserve">We hereby certify that the vehicles manufactured by </w:t>
+      </w:r>
+      <w:r>
+        <w:rPr>
+          <w:rFonts w:hint="default"/>
+          <w:b/>
+          <w:bCs/>
+          <w:sz w:val="18"/>
+          <w:szCs w:val="18"/>
+        </w:rPr>
+        <w:t>Toyota Motor Corporation</w:t>
+      </w:r>
+    </w:p>
+    <w:p>
+      <w:pPr>
+        <w:rPr>
+          <w:rFonts w:hint="default"/>
+          <w:sz w:val="18"/>
+          <w:szCs w:val="18"/>
+        </w:rPr>
+      </w:pPr>
+      <w:r>
+        <w:rPr>
+          <w:b/>
+          <w:sz w:val="18"/>
+          <w:szCs w:val="18"/>
+        </w:rPr>
+        <w:t>*</w:t>
+      </w:r>
+      <w:r>
+        <w:rPr>
+          <w:sz w:val="18"/>
+          <w:szCs w:val="18"/>
+        </w:rPr>
+        <w:t xml:space="preserve"> Type:</w:t>
+      </w:r>
+      <w:r>
+        <w:rPr>
+          <w:sz w:val="18"/>
+          <w:szCs w:val="18"/>
+        </w:rPr>
+        <w:tab/>
+      </w:r>
+      <w:r>
+        <w:rPr>
+          <w:rFonts w:hint="default"/>
+          <w:b/>
+          <w:bCs/>
+          <w:sz w:val="18"/>
+          <w:szCs w:val="18"/>
+        </w:rPr>
+        <w:t>Toyota Hilux (GUN122) 2.8L Double Cab 4x4 Pickup</w:t>
+      </w:r>
+    </w:p>
+    <w:p>
+      <w:pPr>
+        <w:rPr>
+          <w:b/>
+          <w:sz w:val="18"/>
+          <w:szCs w:val="18"/>
+        </w:rPr>
+      </w:pPr>
+      <w:r>
+        <w:rPr>
+          <w:sz w:val="18"/>
+          <w:szCs w:val="18"/>
+        </w:rPr>
+        <w:t xml:space="preserve">* VlN number: </w:t>
+      </w:r>
+      <w:r>
+        <w:rPr>
+          <w:b/>
+          <w:bCs/>
+          <w:sz w:val="18"/>
+          <w:szCs w:val="18"/>
+        </w:rPr>
+        <w:t>MR0BA3CD*S*******</w:t>
+      </w:r>
+      <w:r>
+        <w:rPr>
+          <w:b/>
+          <w:sz w:val="18"/>
+          <w:szCs w:val="18"/>
+        </w:rPr>
+        <w:tab/>
+      </w:r>
+    </w:p>
+    <w:p>
+      <w:pPr>
+        <w:rPr>
+          <w:b/>
+          <w:sz w:val="18"/>
+          <w:szCs w:val="18"/>
+        </w:rPr>
+      </w:pPr>
+      <w:r>
+        <w:rPr>
+          <w:sz w:val="18"/>
+          <w:szCs w:val="18"/>
+        </w:rPr>
         <w:t xml:space="preserve">* Model Year: </w:t>
       </w:r>
       <w:r>
@@ -662,7 +664,7 @@
           <w:sz w:val="18"/>
           <w:szCs w:val="18"/>
         </w:rPr>
-        <w:t xml:space="preserve">07</w:t>
+        <w:t>07</w:t>
       </w:r>
       <w:r>
         <w:rPr>
@@ -703,7 +705,7 @@
           <w:sz w:val="18"/>
           <w:szCs w:val="18"/>
         </w:rPr>
-        <w:t xml:space="preserve">Truck</w:t>
+        <w:t>Truck</w:t>
       </w:r>
     </w:p>
     <w:p>
@@ -787,7 +789,7 @@
           <w:szCs w:val="18"/>
           <w:lang w:val="en-US"/>
         </w:rPr>
-        <w:t xml:space="preserve">2810</w:t>
+        <w:t>2810</w:t>
       </w:r>
       <w:r>
         <w:rPr>
@@ -1124,7 +1126,7 @@
           <w:sz w:val="18"/>
           <w:szCs w:val="18"/>
         </w:rPr>
-        <w:t xml:space="preserve">Body-on-frame</w:t>
+        <w:t>Body-on-frame</w:t>
       </w:r>
     </w:p>
     <w:p>
@@ -1151,7 +1153,7 @@
           <w:szCs w:val="18"/>
           <w:lang w:val="en-US"/>
         </w:rPr>
-        <w:t xml:space="preserve">5</w:t>
+        <w:t>5</w:t>
       </w:r>
       <w:r>
         <w:rPr>
@@ -1184,7 +1186,7 @@
           <w:sz w:val="18"/>
           <w:szCs w:val="18"/>
         </w:rPr>
-        <w:t xml:space="preserve">Diesel</w:t>
+        <w:t>Diesel</w:t>
       </w:r>
       <w:r>
         <w:rPr>
@@ -1260,7 +1262,7 @@
           <w:szCs w:val="18"/>
           <w:lang w:val="en-US"/>
         </w:rPr>
-        <w:t xml:space="preserve">2393</w:t>
+        <w:t>2755</w:t>
       </w:r>
       <w:r>
         <w:rPr>
@@ -1295,7 +1297,7 @@
           <w:szCs w:val="18"/>
           <w:lang w:val="en-US"/>
         </w:rPr>
-        <w:t xml:space="preserve">Turbo</w:t>
+        <w:t>Turbo</w:t>
       </w:r>
     </w:p>
     <w:p>
@@ -1320,7 +1322,7 @@
           <w:sz w:val="18"/>
           <w:szCs w:val="18"/>
         </w:rPr>
-        <w:t xml:space="preserve">110</w:t>
+        <w:t>110</w:t>
       </w:r>
       <w:r>
         <w:rPr>
@@ -1383,7 +1385,7 @@
           <w:sz w:val="18"/>
           <w:szCs w:val="18"/>
         </w:rPr>
-        <w:t xml:space="preserve">3400</w:t>
+        <w:t>3400</w:t>
       </w:r>
       <w:r>
         <w:rPr>
@@ -1440,7 +1442,7 @@
           <w:sz w:val="18"/>
           <w:szCs w:val="18"/>
         </w:rPr>
-        <w:t xml:space="preserve">Euro 4.</w:t>
+        <w:t>Euro 4.</w:t>
       </w:r>
     </w:p>
     <w:p>
@@ -1463,7 +1465,7 @@
           <w:sz w:val="18"/>
           <w:szCs w:val="18"/>
         </w:rPr>
-        <w:t xml:space="preserve">Automatic</w:t>
+        <w:t>Automatic</w:t>
       </w:r>
     </w:p>
     <w:p>
@@ -1530,7 +1532,7 @@
           <w:sz w:val="18"/>
           <w:szCs w:val="18"/>
         </w:rPr>
-        <w:t xml:space="preserve">Hydraulic</w:t>
+        <w:t>Hydraulic</w:t>
       </w:r>
       <w:r>
         <w:rPr>
@@ -1545,7 +1547,7 @@
           <w:sz w:val="18"/>
           <w:szCs w:val="18"/>
         </w:rPr>
-        <w:t xml:space="preserve">Combined with the service brake</w:t>
+        <w:t>Combined with the service brake</w:t>
       </w:r>
     </w:p>
     <w:p>
@@ -1581,7 +1583,7 @@
           <w:sz w:val="18"/>
           <w:szCs w:val="18"/>
         </w:rPr>
-        <w:t xml:space="preserve">Light Truck</w:t>
+        <w:t>Light Truck</w:t>
       </w:r>
       <w:r>
         <w:rPr>
@@ -1622,7 +1624,7 @@
           <w:szCs w:val="18"/>
           <w:lang w:val="en-US"/>
         </w:rPr>
-        <w:t xml:space="preserve">16.3</w:t>
+        <w:t>16.3</w:t>
       </w:r>
       <w:r>
         <w:rPr>
@@ -1677,7 +1679,7 @@
           <w:szCs w:val="18"/>
           <w:lang w:val="en-US"/>
         </w:rPr>
-        <w:t xml:space="preserve">Very Good</w:t>
+        <w:t>Very Good</w:t>
       </w:r>
     </w:p>
     <w:p>
@@ -1747,7 +1749,31 @@
           <w:sz w:val="18"/>
           <w:szCs w:val="18"/>
         </w:rPr>
-        <w:t xml:space="preserve"> 9. Any other information or local standards to be compiled: Also comply with the National regulations for member countries mentioned in the Annex of the list of Technical Regulations for MV 2025MY-D5, when exporting to those countries. The seating reference point of the lowest seat exceeds 700mm from the ground.Length / Width / Height shown above are(is) longest / widest / highest one(s) and different in each optional feature. This vehicle type complies with ECE13.This certificate is not valid for Saudi Arabia market.For UAE, LED head lamp (UN-ECE149) available. for member countries mentioned in the Annex of the list of Technical Regulations for MV 2025MY-D3, when exporting to those countries. for member countries mentioned in the Annex of the list of Technical Regulations for MV 2025 MY-D3, when exporting to those countries.                              </w:t>
+        <w:t xml:space="preserve"> 9</w:t>
+      </w:r>
+      <w:r>
+        <w:rPr>
+          <w:rFonts w:hint="default"/>
+          <w:sz w:val="18"/>
+          <w:szCs w:val="18"/>
+          <w:lang w:val="en-US"/>
+        </w:rPr>
+        <w:t xml:space="preserve">. </w:t>
+      </w:r>
+      <w:r>
+        <w:rPr>
+          <w:rFonts w:hint="default"/>
+          <w:sz w:val="18"/>
+          <w:szCs w:val="18"/>
+        </w:rPr>
+        <w:t>Also comply with the National regulations for member countries mentioned in the Annex of the list of Technical Regulations for MV 2025MY-D5, when exporting to those countries. The seating reference point of the lowest seat exceeds 700mm from the ground.Length / Width / Height shown above are(is) longest / widest / highest one(s) and different in each optional feature. This vehicle type complies with ECE13.This certificate is not valid for Saudi Arabia market.For UAE, LED head lamp (UN-ECE149) available</w:t>
+      </w:r>
+      <w:r>
+        <w:rPr>
+          <w:sz w:val="18"/>
+          <w:szCs w:val="18"/>
+        </w:rPr>
+        <w:t xml:space="preserve">those countries.                              </w:t>
       </w:r>
     </w:p>
     <w:p>
@@ -1756,6 +1782,63 @@
           <w:rFonts w:ascii="Arial" w:hAnsi="Arial" w:cs="Arial"/>
           <w:sz w:val="24"/>
           <w:szCs w:val="16"/>
+        </w:rPr>
+      </w:pPr>
+      <w:r>
+        <w:rPr>
+          <w:sz w:val="18"/>
+          <w:szCs w:val="18"/>
+        </w:rPr>
+        <w:t xml:space="preserve">                                                                                 </w:t>
+      </w:r>
+      <w:r>
+        <w:rPr>
+          <w:rFonts w:ascii="Arial" w:hAnsi="Arial" w:cs="Arial"/>
+          <w:sz w:val="24"/>
+          <w:szCs w:val="16"/>
+        </w:rPr>
+        <w:t xml:space="preserve">     </w:t>
+      </w:r>
+      <w:r>
+        <w:rPr>
+          <w:rFonts w:hint="default" w:ascii="Arial" w:hAnsi="Arial" w:cs="Arial"/>
+          <w:sz w:val="24"/>
+          <w:szCs w:val="16"/>
+          <w:lang w:val="en-US"/>
+        </w:rPr>
+        <w:t xml:space="preserve">                                                             </w:t>
+      </w:r>
+      <w:r>
+        <w:rPr>
+          <w:rFonts w:ascii="Arial" w:hAnsi="Arial" w:cs="Arial"/>
+          <w:sz w:val="24"/>
+          <w:szCs w:val="16"/>
+        </w:rPr>
+        <w:t xml:space="preserve"> Keiko Yanagi</w:t>
+      </w:r>
+    </w:p>
+    <w:p>
+      <w:pPr>
+        <w:rPr>
+          <w:rFonts w:ascii="Arial" w:hAnsi="Arial" w:cs="Arial"/>
+          <w:sz w:val="20"/>
+          <w:szCs w:val="16"/>
+        </w:rPr>
+      </w:pPr>
+      <w:r>
+        <w:rPr>
+          <w:rFonts w:ascii="Arial" w:hAnsi="Arial" w:cs="Arial"/>
+          <w:sz w:val="16"/>
+        </w:rPr>
+        <w:t xml:space="preserve">                                                                                                                                                general Manager Regulation &amp;Certiﬁcation Division</w:t>
+      </w:r>
+    </w:p>
+    <w:p>
+      <w:pPr>
+        <w:jc w:val="center"/>
+        <w:rPr>
+          <w:sz w:val="18"/>
+          <w:szCs w:val="18"/>
         </w:rPr>
       </w:pPr>
       <w:r>
@@ -1765,10 +1848,10 @@
               <wp:anchor distT="0" distB="0" distL="114300" distR="114300" simplePos="0" relativeHeight="251662336" behindDoc="0" locked="0" layoutInCell="1" allowOverlap="1">
                 <wp:simplePos x="0" y="0"/>
                 <wp:positionH relativeFrom="column">
-                  <wp:posOffset>386715</wp:posOffset>
+                  <wp:posOffset>372745</wp:posOffset>
                 </wp:positionH>
                 <wp:positionV relativeFrom="paragraph">
-                  <wp:posOffset>1065530</wp:posOffset>
+                  <wp:posOffset>398780</wp:posOffset>
                 </wp:positionV>
                 <wp:extent cx="1184275" cy="282575"/>
                 <wp:effectExtent l="0" t="0" r="0" b="0"/>
@@ -1814,7 +1897,7 @@
                                 <w:sz w:val="24"/>
                                 <w:lang w:val="en-US"/>
                               </w:rPr>
-                              <w:t xml:space="preserve">11 OCT 2025</w:t>
+                              <w:t>11 OCT 2025  2022025</w:t>
                             </w:r>
                             <w:r>
                               <w:rPr>
@@ -1838,7 +1921,7 @@
           </mc:Choice>
           <mc:Fallback>
             <w:pict>
-              <v:rect id="Rectangle 1" o:spid="_x0000_s1026" o:spt="1" style="position:absolute;left:0pt;margin-left:30.45pt;margin-top:83.9pt;height:22.25pt;width:93.25pt;z-index:251662336;mso-width-relative:page;mso-height-relative:page;" fillcolor="#FFFFFF [3201]" filled="t" stroked="t" coordsize="21600,21600" o:gfxdata="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">
+              <v:rect id="Rectangle 1" o:spid="_x0000_s1026" o:spt="1" style="position:absolute;left:0pt;margin-left:29.35pt;margin-top:31.4pt;height:22.25pt;width:93.25pt;z-index:251662336;mso-width-relative:page;mso-height-relative:page;" fillcolor="#FFFFFF [3201]" filled="t" stroked="t" coordsize="21600,21600" o:gfxdata="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">
                 <v:fill on="t" focussize="0,0"/>
                 <v:stroke color="#FFFFFF [3201]" joinstyle="round" startarrowwidth="narrow" startarrowlength="short" endarrowwidth="narrow" endarrowlength="short"/>
                 <v:imagedata o:title=""/>
@@ -1857,7 +1940,7 @@
                           <w:sz w:val="24"/>
                           <w:lang w:val="en-US"/>
                         </w:rPr>
-                        <w:t xml:space="preserve">11 OCT 2025</w:t>
+                        <w:t>11 OCT 2025  2022025</w:t>
                       </w:r>
                       <w:r>
                         <w:rPr>
@@ -1875,63 +1958,6 @@
           </mc:Fallback>
         </mc:AlternateContent>
       </w:r>
-      <w:r>
-        <w:rPr>
-          <w:sz w:val="18"/>
-          <w:szCs w:val="18"/>
-        </w:rPr>
-        <w:t xml:space="preserve">                                                                                 </w:t>
-      </w:r>
-      <w:r>
-        <w:rPr>
-          <w:rFonts w:ascii="Arial" w:hAnsi="Arial" w:cs="Arial"/>
-          <w:sz w:val="24"/>
-          <w:szCs w:val="16"/>
-        </w:rPr>
-        <w:t xml:space="preserve">     </w:t>
-      </w:r>
-      <w:r>
-        <w:rPr>
-          <w:rFonts w:hint="default" w:ascii="Arial" w:hAnsi="Arial" w:cs="Arial"/>
-          <w:sz w:val="24"/>
-          <w:szCs w:val="16"/>
-          <w:lang w:val="en-US"/>
-        </w:rPr>
-        <w:t xml:space="preserve">                                                             </w:t>
-      </w:r>
-      <w:r>
-        <w:rPr>
-          <w:rFonts w:ascii="Arial" w:hAnsi="Arial" w:cs="Arial"/>
-          <w:sz w:val="24"/>
-          <w:szCs w:val="16"/>
-        </w:rPr>
-        <w:t xml:space="preserve"> Keiko Yanagi</w:t>
-      </w:r>
-    </w:p>
-    <w:p>
-      <w:pPr>
-        <w:rPr>
-          <w:rFonts w:ascii="Arial" w:hAnsi="Arial" w:cs="Arial"/>
-          <w:sz w:val="20"/>
-          <w:szCs w:val="16"/>
-        </w:rPr>
-      </w:pPr>
-      <w:r>
-        <w:rPr>
-          <w:rFonts w:ascii="Arial" w:hAnsi="Arial" w:cs="Arial"/>
-          <w:sz w:val="16"/>
-        </w:rPr>
-        <w:t xml:space="preserve">                                                                                                                                                general Manager Regulation &amp;Certiﬁcation Division</w:t>
-      </w:r>
-    </w:p>
-    <w:p>
-      <w:pPr>
-        <w:jc w:val="center"/>
-        <w:rPr>
-          <w:sz w:val="18"/>
-          <w:szCs w:val="18"/>
-        </w:rPr>
-      </w:pPr>
       <w:r>
         <w:rPr>
           <w:sz w:val="18"/>

--- a/word files/Toyota_Motor_Corporation_Toyota_Hilux__GUN122__2_8L_Dou_GSO.docx
+++ b/word files/Toyota_Motor_Corporation_Toyota_Hilux__GUN122__2_8L_Dou_GSO.docx
@@ -6,9 +6,8 @@
       <w:pPr>
         <w:jc w:val="center"/>
         <w:rPr>
-          <w:rFonts w:hint="default" w:ascii="Arial" w:hAnsi="Arial" w:cs="Arial"/>
+          <w:rFonts w:ascii="Arial" w:hAnsi="Arial" w:cs="Arial"/>
           <w:sz w:val="16"/>
-          <w:lang w:val="en-US"/>
         </w:rPr>
       </w:pPr>
       <w:r>
@@ -73,18 +72,17 @@
           <w:szCs w:val="12"/>
           <w:lang w:val="en-US"/>
         </w:rPr>
-        <w:t xml:space="preserve">    </w:t>
-      </w:r>
-      <w:r>
-        <w:rPr>
-          <w:rFonts w:hint="default" w:ascii="Arial Black" w:hAnsi="Arial Black"/>
+        <w:t xml:space="preserve">        </w:t>
+      </w:r>
+      <w:r>
+        <w:rPr>
+          <w:rFonts w:ascii="Arial Black" w:hAnsi="Arial Black"/>
           <w:b/>
           <w:color w:val="FF0000"/>
           <w:sz w:val="36"/>
           <w:szCs w:val="36"/>
-          <w:lang w:val="en-US"/>
-        </w:rPr>
-        <w:t>TOYOTA</w:t>
+        </w:rPr>
+        <w:t xml:space="preserve">undefined</w:t>
       </w:r>
     </w:p>
     <w:p>
@@ -286,13 +284,13 @@
             <wp:extent cx="843915" cy="843915"/>
             <wp:effectExtent l="0" t="0" r="13335" b="13335"/>
             <wp:wrapNone/>
-            <wp:docPr id="5" name="image2.jpg" descr="C:/Users/U/Downloads/GR.pngGR"/>
+            <wp:docPr id="5" name="image2.jpg" descr="C:/Users/U/Downloads/TOYOTA LAND CRUISER GXR V6 4.0L SUV 4WD 5Doors.pngTOYOTA LAND CRUISER GXR V6 4.0L SUV 4WD 5Doors"/>
             <wp:cNvGraphicFramePr/>
             <a:graphic xmlns:a="http://schemas.openxmlformats.org/drawingml/2006/main">
               <a:graphicData uri="http://schemas.openxmlformats.org/drawingml/2006/picture">
                 <pic:pic xmlns:pic="http://schemas.openxmlformats.org/drawingml/2006/picture">
                   <pic:nvPicPr>
-                    <pic:cNvPr id="5" name="image2.jpg" descr="C:/Users/U/Downloads/GR.pngGR"/>
+                    <pic:cNvPr id="5" name="image2.jpg" descr="C:/Users/U/Downloads/TOYOTA LAND CRUISER GXR V6 4.0L SUV 4WD 5Doors.pngTOYOTA LAND CRUISER GXR V6 4.0L SUV 4WD 5Doors"/>
                     <pic:cNvPicPr preferRelativeResize="0"/>
                   </pic:nvPicPr>
                   <pic:blipFill>
@@ -380,7 +378,7 @@
           <w:sz w:val="28"/>
           <w:szCs w:val="28"/>
         </w:rPr>
-        <w:t>474862</w:t>
+        <w:t xml:space="preserve">454243</w:t>
       </w:r>
     </w:p>
     <w:p>
@@ -434,7 +432,181 @@
           <w:sz w:val="18"/>
           <w:szCs w:val="18"/>
         </w:rPr>
-        <w:t>Toyota Motor Corporation</w:t>
+        <w:t xml:space="preserve">Toyota Motor Corporation</w:t>
+      </w:r>
+    </w:p>
+    <w:p>
+      <w:pPr>
+        <w:rPr>
+          <w:b/>
+          <w:sz w:val="18"/>
+          <w:szCs w:val="18"/>
+        </w:rPr>
+      </w:pPr>
+      <w:r>
+        <w:rPr>
+          <w:sz w:val="18"/>
+          <w:szCs w:val="18"/>
+        </w:rPr>
+        <w:t xml:space="preserve">Country of Origin: </w:t>
+      </w:r>
+      <w:r>
+        <w:rPr>
+          <w:rFonts w:hint="default"/>
+          <w:b/>
+          <w:bCs/>
+          <w:sz w:val="18"/>
+          <w:szCs w:val="18"/>
+        </w:rPr>
+        <w:t xml:space="preserve">THAILAND</w:t>
+      </w:r>
+      <w:r>
+        <w:rPr>
+          <w:sz w:val="18"/>
+          <w:szCs w:val="18"/>
+        </w:rPr>
+        <w:t>, Country of Production</w:t>
+      </w:r>
+      <w:r>
+        <w:rPr>
+          <w:b/>
+          <w:sz w:val="18"/>
+          <w:szCs w:val="18"/>
+        </w:rPr>
+        <w:t xml:space="preserve">: </w:t>
+      </w:r>
+      <w:r>
+        <w:rPr>
+          <w:rFonts w:hint="default"/>
+          <w:b/>
+          <w:sz w:val="18"/>
+          <w:szCs w:val="18"/>
+        </w:rPr>
+        <w:t xml:space="preserve">THAILAND</w:t>
+      </w:r>
+    </w:p>
+    <w:p>
+      <w:pPr>
+        <w:rPr>
+          <w:b/>
+          <w:sz w:val="18"/>
+          <w:szCs w:val="18"/>
+        </w:rPr>
+      </w:pPr>
+      <w:r>
+        <w:rPr>
+          <w:b/>
+          <w:sz w:val="18"/>
+          <w:szCs w:val="18"/>
+        </w:rPr>
+        <w:t>To: GCC Standardization Organization (GSO)</w:t>
+      </w:r>
+      <w:r>
+        <w:rPr>
+          <w:sz w:val="18"/>
+          <w:szCs w:val="18"/>
+        </w:rPr>
+        <w:t xml:space="preserve"> </w:t>
+      </w:r>
+    </w:p>
+    <w:p>
+      <w:pPr>
+        <w:rPr>
+          <w:b/>
+          <w:sz w:val="18"/>
+          <w:szCs w:val="18"/>
+        </w:rPr>
+      </w:pPr>
+      <w:r>
+        <w:rPr>
+          <w:sz w:val="18"/>
+          <w:szCs w:val="18"/>
+        </w:rPr>
+        <w:t xml:space="preserve">We hereby certify that the vehicles manufactured by </w:t>
+      </w:r>
+      <w:r>
+        <w:rPr>
+          <w:rFonts w:hint="default"/>
+          <w:b/>
+          <w:bCs/>
+          <w:sz w:val="18"/>
+          <w:szCs w:val="18"/>
+        </w:rPr>
+        <w:t xml:space="preserve">Toyota Motor Corporation</w:t>
+      </w:r>
+    </w:p>
+    <w:p>
+      <w:pPr>
+        <w:rPr>
+          <w:rFonts w:hint="default"/>
+          <w:sz w:val="18"/>
+          <w:szCs w:val="18"/>
+        </w:rPr>
+      </w:pPr>
+      <w:r>
+        <w:rPr>
+          <w:b/>
+          <w:sz w:val="18"/>
+          <w:szCs w:val="18"/>
+        </w:rPr>
+        <w:t>*</w:t>
+      </w:r>
+      <w:r>
+        <w:rPr>
+          <w:sz w:val="18"/>
+          <w:szCs w:val="18"/>
+        </w:rPr>
+        <w:t xml:space="preserve"> Type:</w:t>
+      </w:r>
+      <w:r>
+        <w:rPr>
+          <w:sz w:val="18"/>
+          <w:szCs w:val="18"/>
+        </w:rPr>
+        <w:tab/>
+      </w:r>
+      <w:r>
+        <w:rPr>
+          <w:rFonts w:hint="default"/>
+          <w:b/>
+          <w:bCs/>
+          <w:sz w:val="18"/>
+          <w:szCs w:val="18"/>
+        </w:rPr>
+        <w:t xml:space="preserve">Toyota Hilux (GUN122) 2.8L Double Cab 4x4 Pickup</w:t>
+      </w:r>
+    </w:p>
+    <w:p>
+      <w:pPr>
+        <w:rPr>
+          <w:b/>
+          <w:sz w:val="18"/>
+          <w:szCs w:val="18"/>
+        </w:rPr>
+      </w:pPr>
+      <w:r>
+        <w:rPr>
+          <w:sz w:val="18"/>
+          <w:szCs w:val="18"/>
+        </w:rPr>
+        <w:t xml:space="preserve">* VlN number: </w:t>
+      </w:r>
+      <w:r>
+        <w:rPr>
+          <w:b/>
+          <w:bCs/>
+          <w:sz w:val="18"/>
+          <w:szCs w:val="18"/>
+        </w:rPr>
+        <w:t xml:space="preserve">MR0BA3CD*S*******</w:t>
+      </w:r>
+      <w:r>
+        <w:rPr>
+          <w:b/>
+          <w:sz w:val="18"/>
+          <w:szCs w:val="18"/>
+        </w:rPr>
+        <w:tab/>
       </w:r>
       <w:bookmarkStart w:id="0" w:name="_GoBack"/>
       <w:bookmarkEnd w:id="0"/>
@@ -452,58 +624,15 @@
           <w:sz w:val="18"/>
           <w:szCs w:val="18"/>
         </w:rPr>
-        <w:t xml:space="preserve">Country of Origin: </w:t>
-      </w:r>
-      <w:r>
-        <w:rPr>
-          <w:rFonts w:hint="default"/>
-          <w:b/>
-          <w:bCs/>
-          <w:sz w:val="18"/>
-          <w:szCs w:val="18"/>
-        </w:rPr>
-        <w:t>THAILAND</w:t>
-      </w:r>
-      <w:r>
-        <w:rPr>
-          <w:sz w:val="18"/>
-          <w:szCs w:val="18"/>
-        </w:rPr>
-        <w:t>, Country of Production</w:t>
-      </w:r>
-      <w:r>
-        <w:rPr>
-          <w:b/>
-          <w:sz w:val="18"/>
-          <w:szCs w:val="18"/>
-        </w:rPr>
-        <w:t xml:space="preserve">: </w:t>
-      </w:r>
-      <w:r>
-        <w:rPr>
-          <w:rFonts w:hint="default"/>
-          <w:b/>
-          <w:sz w:val="18"/>
-          <w:szCs w:val="18"/>
-        </w:rPr>
-        <w:t>THAILAND</w:t>
-      </w:r>
-    </w:p>
-    <w:p>
-      <w:pPr>
-        <w:rPr>
-          <w:b/>
-          <w:sz w:val="18"/>
-          <w:szCs w:val="18"/>
-        </w:rPr>
-      </w:pPr>
-      <w:r>
-        <w:rPr>
-          <w:b/>
-          <w:sz w:val="18"/>
-          <w:szCs w:val="18"/>
-        </w:rPr>
-        <w:t>To: GCC Standardization Organization (GSO)</w:t>
+        <w:t xml:space="preserve">* Model Year: </w:t>
+      </w:r>
+      <w:r>
+        <w:rPr>
+          <w:b/>
+          <w:sz w:val="18"/>
+          <w:szCs w:val="18"/>
+        </w:rPr>
+        <w:t xml:space="preserve">2025               </w:t>
       </w:r>
       <w:r>
         <w:rPr>
@@ -512,137 +641,6 @@
         </w:rPr>
         <w:t xml:space="preserve"> </w:t>
       </w:r>
-    </w:p>
-    <w:p>
-      <w:pPr>
-        <w:rPr>
-          <w:b/>
-          <w:sz w:val="18"/>
-          <w:szCs w:val="18"/>
-        </w:rPr>
-      </w:pPr>
-      <w:r>
-        <w:rPr>
-          <w:sz w:val="18"/>
-          <w:szCs w:val="18"/>
-        </w:rPr>
-        <w:t xml:space="preserve">We hereby certify that the vehicles manufactured by </w:t>
-      </w:r>
-      <w:r>
-        <w:rPr>
-          <w:rFonts w:hint="default"/>
-          <w:b/>
-          <w:bCs/>
-          <w:sz w:val="18"/>
-          <w:szCs w:val="18"/>
-        </w:rPr>
-        <w:t>Toyota Motor Corporation</w:t>
-      </w:r>
-    </w:p>
-    <w:p>
-      <w:pPr>
-        <w:rPr>
-          <w:rFonts w:hint="default"/>
-          <w:sz w:val="18"/>
-          <w:szCs w:val="18"/>
-        </w:rPr>
-      </w:pPr>
-      <w:r>
-        <w:rPr>
-          <w:b/>
-          <w:sz w:val="18"/>
-          <w:szCs w:val="18"/>
-        </w:rPr>
-        <w:t>*</w:t>
-      </w:r>
-      <w:r>
-        <w:rPr>
-          <w:sz w:val="18"/>
-          <w:szCs w:val="18"/>
-        </w:rPr>
-        <w:t xml:space="preserve"> Type:</w:t>
-      </w:r>
-      <w:r>
-        <w:rPr>
-          <w:sz w:val="18"/>
-          <w:szCs w:val="18"/>
-        </w:rPr>
-        <w:tab/>
-      </w:r>
-      <w:r>
-        <w:rPr>
-          <w:rFonts w:hint="default"/>
-          <w:b/>
-          <w:bCs/>
-          <w:sz w:val="18"/>
-          <w:szCs w:val="18"/>
-        </w:rPr>
-        <w:t>Toyota Hilux (GUN122) 2.8L Double Cab 4x4 Pickup</w:t>
-      </w:r>
-    </w:p>
-    <w:p>
-      <w:pPr>
-        <w:rPr>
-          <w:b/>
-          <w:sz w:val="18"/>
-          <w:szCs w:val="18"/>
-        </w:rPr>
-      </w:pPr>
-      <w:r>
-        <w:rPr>
-          <w:sz w:val="18"/>
-          <w:szCs w:val="18"/>
-        </w:rPr>
-        <w:t xml:space="preserve">* VlN number: </w:t>
-      </w:r>
-      <w:r>
-        <w:rPr>
-          <w:b/>
-          <w:bCs/>
-          <w:sz w:val="18"/>
-          <w:szCs w:val="18"/>
-        </w:rPr>
-        <w:t>MR0BA3CD*S*******</w:t>
-      </w:r>
-      <w:r>
-        <w:rPr>
-          <w:b/>
-          <w:sz w:val="18"/>
-          <w:szCs w:val="18"/>
-        </w:rPr>
-        <w:tab/>
-      </w:r>
-    </w:p>
-    <w:p>
-      <w:pPr>
-        <w:rPr>
-          <w:b/>
-          <w:sz w:val="18"/>
-          <w:szCs w:val="18"/>
-        </w:rPr>
-      </w:pPr>
-      <w:r>
-        <w:rPr>
-          <w:sz w:val="18"/>
-          <w:szCs w:val="18"/>
-        </w:rPr>
-        <w:t xml:space="preserve">* Model Year: </w:t>
-      </w:r>
-      <w:r>
-        <w:rPr>
-          <w:b/>
-          <w:sz w:val="18"/>
-          <w:szCs w:val="18"/>
-        </w:rPr>
-        <w:t xml:space="preserve">2025               </w:t>
-      </w:r>
-      <w:r>
-        <w:rPr>
-          <w:sz w:val="18"/>
-          <w:szCs w:val="18"/>
-        </w:rPr>
-        <w:t xml:space="preserve"> </w:t>
-      </w:r>
       <w:r>
         <w:rPr>
           <w:b/>
@@ -664,7 +662,7 @@
           <w:sz w:val="18"/>
           <w:szCs w:val="18"/>
         </w:rPr>
-        <w:t>07</w:t>
+        <w:t xml:space="preserve">7</w:t>
       </w:r>
       <w:r>
         <w:rPr>
@@ -705,7 +703,7 @@
           <w:sz w:val="18"/>
           <w:szCs w:val="18"/>
         </w:rPr>
-        <w:t>Truck</w:t>
+        <w:t xml:space="preserve">Truck</w:t>
       </w:r>
     </w:p>
     <w:p>
@@ -789,7 +787,7 @@
           <w:szCs w:val="18"/>
           <w:lang w:val="en-US"/>
         </w:rPr>
-        <w:t>2810</w:t>
+        <w:t xml:space="preserve">2810</w:t>
       </w:r>
       <w:r>
         <w:rPr>
@@ -1126,7 +1124,7 @@
           <w:sz w:val="18"/>
           <w:szCs w:val="18"/>
         </w:rPr>
-        <w:t>Body-on-frame</w:t>
+        <w:t xml:space="preserve">Body-on-frame</w:t>
       </w:r>
     </w:p>
     <w:p>
@@ -1153,7 +1151,7 @@
           <w:szCs w:val="18"/>
           <w:lang w:val="en-US"/>
         </w:rPr>
-        <w:t>5</w:t>
+        <w:t xml:space="preserve">5</w:t>
       </w:r>
       <w:r>
         <w:rPr>
@@ -1186,7 +1184,7 @@
           <w:sz w:val="18"/>
           <w:szCs w:val="18"/>
         </w:rPr>
-        <w:t>Diesel</w:t>
+        <w:t xml:space="preserve">Diesel</w:t>
       </w:r>
       <w:r>
         <w:rPr>
@@ -1262,7 +1260,7 @@
           <w:szCs w:val="18"/>
           <w:lang w:val="en-US"/>
         </w:rPr>
-        <w:t>2755</w:t>
+        <w:t xml:space="preserve">2755</w:t>
       </w:r>
       <w:r>
         <w:rPr>
@@ -1297,7 +1295,7 @@
           <w:szCs w:val="18"/>
           <w:lang w:val="en-US"/>
         </w:rPr>
-        <w:t>Turbo</w:t>
+        <w:t xml:space="preserve">Turbo</w:t>
       </w:r>
     </w:p>
     <w:p>
@@ -1322,7 +1320,7 @@
           <w:sz w:val="18"/>
           <w:szCs w:val="18"/>
         </w:rPr>
-        <w:t>110</w:t>
+        <w:t xml:space="preserve">149</w:t>
       </w:r>
       <w:r>
         <w:rPr>
@@ -1385,7 +1383,7 @@
           <w:sz w:val="18"/>
           <w:szCs w:val="18"/>
         </w:rPr>
-        <w:t>3400</w:t>
+        <w:t xml:space="preserve">3400</w:t>
       </w:r>
       <w:r>
         <w:rPr>
@@ -1442,7 +1440,7 @@
           <w:sz w:val="18"/>
           <w:szCs w:val="18"/>
         </w:rPr>
-        <w:t>Euro 4.</w:t>
+        <w:t xml:space="preserve">Euro 4.</w:t>
       </w:r>
     </w:p>
     <w:p>
@@ -1465,7 +1463,7 @@
           <w:sz w:val="18"/>
           <w:szCs w:val="18"/>
         </w:rPr>
-        <w:t>Automatic</w:t>
+        <w:t xml:space="preserve">Automatic</w:t>
       </w:r>
     </w:p>
     <w:p>
@@ -1532,7 +1530,7 @@
           <w:sz w:val="18"/>
           <w:szCs w:val="18"/>
         </w:rPr>
-        <w:t>Hydraulic</w:t>
+        <w:t xml:space="preserve">Hydraulic</w:t>
       </w:r>
       <w:r>
         <w:rPr>
@@ -1547,7 +1545,7 @@
           <w:sz w:val="18"/>
           <w:szCs w:val="18"/>
         </w:rPr>
-        <w:t>Combined with the service brake</w:t>
+        <w:t xml:space="preserve">Combined with the service brake</w:t>
       </w:r>
     </w:p>
     <w:p>
@@ -1583,7 +1581,7 @@
           <w:sz w:val="18"/>
           <w:szCs w:val="18"/>
         </w:rPr>
-        <w:t>Light Truck</w:t>
+        <w:t xml:space="preserve">Light Truck</w:t>
       </w:r>
       <w:r>
         <w:rPr>
@@ -1624,7 +1622,7 @@
           <w:szCs w:val="18"/>
           <w:lang w:val="en-US"/>
         </w:rPr>
-        <w:t>16.3</w:t>
+        <w:t xml:space="preserve">16.3</w:t>
       </w:r>
       <w:r>
         <w:rPr>
@@ -1679,7 +1677,7 @@
           <w:szCs w:val="18"/>
           <w:lang w:val="en-US"/>
         </w:rPr>
-        <w:t>Very Good</w:t>
+        <w:t xml:space="preserve">Very Good</w:t>
       </w:r>
     </w:p>
     <w:p>
@@ -1749,31 +1747,7 @@
           <w:sz w:val="18"/>
           <w:szCs w:val="18"/>
         </w:rPr>
-        <w:t xml:space="preserve"> 9</w:t>
-      </w:r>
-      <w:r>
-        <w:rPr>
-          <w:rFonts w:hint="default"/>
-          <w:sz w:val="18"/>
-          <w:szCs w:val="18"/>
-          <w:lang w:val="en-US"/>
-        </w:rPr>
-        <w:t xml:space="preserve">. </w:t>
-      </w:r>
-      <w:r>
-        <w:rPr>
-          <w:rFonts w:hint="default"/>
-          <w:sz w:val="18"/>
-          <w:szCs w:val="18"/>
-        </w:rPr>
-        <w:t>Also comply with the National regulations for member countries mentioned in the Annex of the list of Technical Regulations for MV 2025MY-D5, when exporting to those countries. The seating reference point of the lowest seat exceeds 700mm from the ground.Length / Width / Height shown above are(is) longest / widest / highest one(s) and different in each optional feature. This vehicle type complies with ECE13.This certificate is not valid for Saudi Arabia market.For UAE, LED head lamp (UN-ECE149) available</w:t>
-      </w:r>
-      <w:r>
-        <w:rPr>
-          <w:sz w:val="18"/>
-          <w:szCs w:val="18"/>
-        </w:rPr>
-        <w:t xml:space="preserve">those countries.                              </w:t>
+        <w:t xml:space="preserve"> 9. Any other information or local standards to be compiled: Also comply with the National regulations for member countries mentioned in the Annex of the list of Technical Regulations for MV 2025MY-D5, when exporting to those countries. The seating reference point of the lowest seat exceeds 700mm from the ground.Length / Width / Height shown above are(is) longest / widest / highest one(s) and different in each optional feature. This vehicle type complies with ECE13.This certificate is not valid for Saudi Arabia market.For UAE, LED head lamp (UN-ECE149) available. for member countries mentioned in the Annex of the list of Technical Regulations for MV 2025MY-D3, when exporting to those countries. for member countries mentioned in the Annex of the list of Technical Regulations for MV 2025 MY-D3, when exporting to those countries.                              </w:t>
       </w:r>
     </w:p>
     <w:p>
@@ -1782,63 +1756,6 @@
           <w:rFonts w:ascii="Arial" w:hAnsi="Arial" w:cs="Arial"/>
           <w:sz w:val="24"/>
           <w:szCs w:val="16"/>
-        </w:rPr>
-      </w:pPr>
-      <w:r>
-        <w:rPr>
-          <w:sz w:val="18"/>
-          <w:szCs w:val="18"/>
-        </w:rPr>
-        <w:t xml:space="preserve">                                                                                 </w:t>
-      </w:r>
-      <w:r>
-        <w:rPr>
-          <w:rFonts w:ascii="Arial" w:hAnsi="Arial" w:cs="Arial"/>
-          <w:sz w:val="24"/>
-          <w:szCs w:val="16"/>
-        </w:rPr>
-        <w:t xml:space="preserve">     </w:t>
-      </w:r>
-      <w:r>
-        <w:rPr>
-          <w:rFonts w:hint="default" w:ascii="Arial" w:hAnsi="Arial" w:cs="Arial"/>
-          <w:sz w:val="24"/>
-          <w:szCs w:val="16"/>
-          <w:lang w:val="en-US"/>
-        </w:rPr>
-        <w:t xml:space="preserve">                                                             </w:t>
-      </w:r>
-      <w:r>
-        <w:rPr>
-          <w:rFonts w:ascii="Arial" w:hAnsi="Arial" w:cs="Arial"/>
-          <w:sz w:val="24"/>
-          <w:szCs w:val="16"/>
-        </w:rPr>
-        <w:t xml:space="preserve"> Keiko Yanagi</w:t>
-      </w:r>
-    </w:p>
-    <w:p>
-      <w:pPr>
-        <w:rPr>
-          <w:rFonts w:ascii="Arial" w:hAnsi="Arial" w:cs="Arial"/>
-          <w:sz w:val="20"/>
-          <w:szCs w:val="16"/>
-        </w:rPr>
-      </w:pPr>
-      <w:r>
-        <w:rPr>
-          <w:rFonts w:ascii="Arial" w:hAnsi="Arial" w:cs="Arial"/>
-          <w:sz w:val="16"/>
-        </w:rPr>
-        <w:t xml:space="preserve">                                                                                                                                                general Manager Regulation &amp;Certiﬁcation Division</w:t>
-      </w:r>
-    </w:p>
-    <w:p>
-      <w:pPr>
-        <w:jc w:val="center"/>
-        <w:rPr>
-          <w:sz w:val="18"/>
-          <w:szCs w:val="18"/>
         </w:rPr>
       </w:pPr>
       <w:r>
@@ -1848,10 +1765,10 @@
               <wp:anchor distT="0" distB="0" distL="114300" distR="114300" simplePos="0" relativeHeight="251662336" behindDoc="0" locked="0" layoutInCell="1" allowOverlap="1">
                 <wp:simplePos x="0" y="0"/>
                 <wp:positionH relativeFrom="column">
-                  <wp:posOffset>372745</wp:posOffset>
+                  <wp:posOffset>386715</wp:posOffset>
                 </wp:positionH>
                 <wp:positionV relativeFrom="paragraph">
-                  <wp:posOffset>398780</wp:posOffset>
+                  <wp:posOffset>1065530</wp:posOffset>
                 </wp:positionV>
                 <wp:extent cx="1184275" cy="282575"/>
                 <wp:effectExtent l="0" t="0" r="0" b="0"/>
@@ -1897,7 +1814,7 @@
                                 <w:sz w:val="24"/>
                                 <w:lang w:val="en-US"/>
                               </w:rPr>
-                              <w:t>11 OCT 2025  2022025</w:t>
+                              <w:t xml:space="preserve">11 NOV 2025</w:t>
                             </w:r>
                             <w:r>
                               <w:rPr>
@@ -1921,7 +1838,7 @@
           </mc:Choice>
           <mc:Fallback>
             <w:pict>
-              <v:rect id="Rectangle 1" o:spid="_x0000_s1026" o:spt="1" style="position:absolute;left:0pt;margin-left:29.35pt;margin-top:31.4pt;height:22.25pt;width:93.25pt;z-index:251662336;mso-width-relative:page;mso-height-relative:page;" fillcolor="#FFFFFF [3201]" filled="t" stroked="t" coordsize="21600,21600" o:gfxdata="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">
+              <v:rect id="Rectangle 1" o:spid="_x0000_s1026" o:spt="1" style="position:absolute;left:0pt;margin-left:30.45pt;margin-top:83.9pt;height:22.25pt;width:93.25pt;z-index:251662336;mso-width-relative:page;mso-height-relative:page;" fillcolor="#FFFFFF [3201]" filled="t" stroked="t" coordsize="21600,21600" o:gfxdata="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">
                 <v:fill on="t" focussize="0,0"/>
                 <v:stroke color="#FFFFFF [3201]" joinstyle="round" startarrowwidth="narrow" startarrowlength="short" endarrowwidth="narrow" endarrowlength="short"/>
                 <v:imagedata o:title=""/>
@@ -1940,7 +1857,7 @@
                           <w:sz w:val="24"/>
                           <w:lang w:val="en-US"/>
                         </w:rPr>
-                        <w:t>11 OCT 2025  2022025</w:t>
+                        <w:t xml:space="preserve">11 NOV 2025</w:t>
                       </w:r>
                       <w:r>
                         <w:rPr>
@@ -1958,6 +1875,63 @@
           </mc:Fallback>
         </mc:AlternateContent>
       </w:r>
+      <w:r>
+        <w:rPr>
+          <w:sz w:val="18"/>
+          <w:szCs w:val="18"/>
+        </w:rPr>
+        <w:t xml:space="preserve">                                                                                 </w:t>
+      </w:r>
+      <w:r>
+        <w:rPr>
+          <w:rFonts w:ascii="Arial" w:hAnsi="Arial" w:cs="Arial"/>
+          <w:sz w:val="24"/>
+          <w:szCs w:val="16"/>
+        </w:rPr>
+        <w:t xml:space="preserve">     </w:t>
+      </w:r>
+      <w:r>
+        <w:rPr>
+          <w:rFonts w:hint="default" w:ascii="Arial" w:hAnsi="Arial" w:cs="Arial"/>
+          <w:sz w:val="24"/>
+          <w:szCs w:val="16"/>
+          <w:lang w:val="en-US"/>
+        </w:rPr>
+        <w:t xml:space="preserve">                                                             </w:t>
+      </w:r>
+      <w:r>
+        <w:rPr>
+          <w:rFonts w:ascii="Arial" w:hAnsi="Arial" w:cs="Arial"/>
+          <w:sz w:val="24"/>
+          <w:szCs w:val="16"/>
+        </w:rPr>
+        <w:t xml:space="preserve"> Keiko Yanagi</w:t>
+      </w:r>
+    </w:p>
+    <w:p>
+      <w:pPr>
+        <w:rPr>
+          <w:rFonts w:ascii="Arial" w:hAnsi="Arial" w:cs="Arial"/>
+          <w:sz w:val="20"/>
+          <w:szCs w:val="16"/>
+        </w:rPr>
+      </w:pPr>
+      <w:r>
+        <w:rPr>
+          <w:rFonts w:ascii="Arial" w:hAnsi="Arial" w:cs="Arial"/>
+          <w:sz w:val="16"/>
+        </w:rPr>
+        <w:t xml:space="preserve">                                                                                                                                                general Manager Regulation &amp;Certiﬁcation Division</w:t>
+      </w:r>
+    </w:p>
+    <w:p>
+      <w:pPr>
+        <w:jc w:val="center"/>
+        <w:rPr>
+          <w:sz w:val="18"/>
+          <w:szCs w:val="18"/>
+        </w:rPr>
+      </w:pPr>
       <w:r>
         <w:rPr>
           <w:sz w:val="18"/>
